--- a/docs/2026-08-09_赛事提交_项目说明.docx
+++ b/docs/2026-08-09_赛事提交_项目说明.docx
@@ -2,7 +2,7 @@
 <file path=word/document.xml><?xml version="1.0" encoding="utf-8"?>
 <w:document xmlns:w="http://schemas.openxmlformats.org/wordprocessingml/2006/main" xmlns:m="http://schemas.openxmlformats.org/officeDocument/2006/math" xmlns:r="http://schemas.openxmlformats.org/officeDocument/2006/relationships" xmlns:o="urn:schemas-microsoft-com:office:office" xmlns:v="urn:schemas-microsoft-com:vml" xmlns:w10="urn:schemas-microsoft-com:office:word" xmlns:a="http://schemas.openxmlformats.org/drawingml/2006/main" xmlns:pic="http://schemas.openxmlformats.org/drawingml/2006/picture" xmlns:wp="http://schemas.openxmlformats.org/drawingml/2006/wordprocessingDrawing">
   <w:body>
-    <w:bookmarkStart w:id="20" w:name="墨韵阁-随节气流转的-ai-诗词书院"/>
+    <w:bookmarkStart w:id="21" w:name="墨韵阁-随节气流转的-ai-诗词书院"/>
     <w:p>
       <w:pPr>
         <w:pStyle w:val="Heading1"/>
@@ -235,13 +235,13 @@
           <w:b/>
           <w:bCs/>
         </w:rPr>
-        <w:t xml:space="preserve">需求分析</w:t>
-      </w:r>
-      <w:r>
-        <w:rPr>
-          <w:rFonts w:hint="eastAsia"/>
-        </w:rPr>
-        <w:t xml:space="preserve">（高中组完整流程）：从”发现痛点”→</w:t>
+        <w:t xml:space="preserve">需求拆解</w:t>
+      </w:r>
+      <w:r>
+        <w:rPr>
+          <w:rFonts w:hint="eastAsia"/>
+        </w:rPr>
+        <w:t xml:space="preserve">：从”发现痛点”→</w:t>
       </w:r>
       <w:r>
         <w:rPr>
@@ -262,7 +262,7 @@
         <w:rPr>
           <w:rFonts w:hint="eastAsia"/>
         </w:rPr>
-        <w:t xml:space="preserve">辅助、社区互动、数据安全）→</w:t>
+        <w:t xml:space="preserve">辅助、社区互动、数据安全五大模块）→</w:t>
       </w:r>
       <w:r>
         <w:rPr>
@@ -274,7 +274,7 @@
         <w:rPr>
           <w:rFonts w:hint="eastAsia"/>
         </w:rPr>
-        <w:t xml:space="preserve">（多藏架构、权限体系、可见性规则）→</w:t>
+        <w:t xml:space="preserve">（多藏架构、账号权限、可见性规则）→</w:t>
       </w:r>
       <w:r>
         <w:rPr>
@@ -295,7 +295,213 @@
         <w:rPr>
           <w:rFonts w:hint="eastAsia"/>
         </w:rPr>
-        <w:t xml:space="preserve">，走完了一个完整开发流程。</w:t>
+        <w:t xml:space="preserve">，我们走完了从需求分析到系统设计的完整开发流程，也正因如此，作品的功能边界清晰、没有过度设计。</w:t>
+      </w:r>
+    </w:p>
+    <w:p>
+      <w:pPr>
+        <w:pStyle w:val="BodyText"/>
+      </w:pPr>
+      <w:r>
+        <w:rPr>
+          <w:rFonts w:hint="eastAsia"/>
+          <w:b/>
+          <w:bCs/>
+        </w:rPr>
+        <w:t xml:space="preserve">为什么不能直接用现成工具</w:t>
+      </w:r>
+      <w:r>
+        <w:rPr>
+          <w:rFonts w:hint="eastAsia"/>
+        </w:rPr>
+        <w:t xml:space="preserve">：市面上虽有诗词类</w:t>
+      </w:r>
+      <w:r>
+        <w:t xml:space="preserve"> </w:t>
+      </w:r>
+      <w:r>
+        <w:rPr>
+          <w:rFonts w:hint="eastAsia"/>
+        </w:rPr>
+        <w:t xml:space="preserve">App，但大多只解决”收藏”或”创作”的单一环节——要么是冷冰冰的数据库式列表，要么是单纯的创作论坛。我们想要的是把节气文化、AI</w:t>
+      </w:r>
+      <w:r>
+        <w:t xml:space="preserve"> </w:t>
+      </w:r>
+      <w:r>
+        <w:rPr>
+          <w:rFonts w:hint="eastAsia"/>
+        </w:rPr>
+        <w:t xml:space="preserve">智能与社区温度融为一体的一处”书院”，这正是墨韵阁的差异化定位所在。</w:t>
+      </w:r>
+    </w:p>
+    <w:p>
+      <w:pPr>
+        <w:pStyle w:val="BodyText"/>
+      </w:pPr>
+      <w:r>
+        <w:rPr>
+          <w:rFonts w:hint="eastAsia"/>
+          <w:b/>
+          <w:bCs/>
+        </w:rPr>
+        <w:t xml:space="preserve">典型使用场景</w:t>
+      </w:r>
+      <w:r>
+        <w:rPr>
+          <w:rFonts w:hint="eastAsia"/>
+        </w:rPr>
+        <w:t xml:space="preserve">：</w:t>
+      </w:r>
+    </w:p>
+    <w:p>
+      <w:pPr>
+        <w:pStyle w:val="Compact"/>
+        <w:numPr>
+          <w:ilvl w:val="0"/>
+          <w:numId w:val="1002"/>
+        </w:numPr>
+      </w:pPr>
+      <w:r>
+        <w:rPr>
+          <w:rFonts w:hint="eastAsia"/>
+          <w:b/>
+          <w:bCs/>
+        </w:rPr>
+        <w:t xml:space="preserve">场景一</w:t>
+      </w:r>
+      <w:r>
+        <w:rPr>
+          <w:b/>
+          <w:bCs/>
+        </w:rPr>
+        <w:t xml:space="preserve"> · </w:t>
+      </w:r>
+      <w:r>
+        <w:rPr>
+          <w:rFonts w:hint="eastAsia"/>
+          <w:b/>
+          <w:bCs/>
+        </w:rPr>
+        <w:t xml:space="preserve">藏诗</w:t>
+      </w:r>
+      <w:r>
+        <w:rPr>
+          <w:rFonts w:hint="eastAsia"/>
+        </w:rPr>
+        <w:t xml:space="preserve">：霜降之夜，同学读到《枫桥夜泊》，想把它”珍藏”起来——打开墨韵阁，按节气自动归入”四时墨苑”，一键生成</w:t>
+      </w:r>
+      <w:r>
+        <w:t xml:space="preserve"> AI </w:t>
+      </w:r>
+      <w:r>
+        <w:rPr>
+          <w:rFonts w:hint="eastAsia"/>
+        </w:rPr>
+        <w:t xml:space="preserve">赏析与</w:t>
+      </w:r>
+      <w:r>
+        <w:t xml:space="preserve"> AI </w:t>
+      </w:r>
+      <w:r>
+        <w:rPr>
+          <w:rFonts w:hint="eastAsia"/>
+        </w:rPr>
+        <w:t xml:space="preserve">配图，一首诗就有了自己的”居所”；</w:t>
+      </w:r>
+    </w:p>
+    <w:p>
+      <w:pPr>
+        <w:pStyle w:val="Compact"/>
+        <w:numPr>
+          <w:ilvl w:val="0"/>
+          <w:numId w:val="1002"/>
+        </w:numPr>
+      </w:pPr>
+      <w:r>
+        <w:rPr>
+          <w:rFonts w:hint="eastAsia"/>
+          <w:b/>
+          <w:bCs/>
+        </w:rPr>
+        <w:t xml:space="preserve">场景二</w:t>
+      </w:r>
+      <w:r>
+        <w:rPr>
+          <w:b/>
+          <w:bCs/>
+        </w:rPr>
+        <w:t xml:space="preserve"> · </w:t>
+      </w:r>
+      <w:r>
+        <w:rPr>
+          <w:rFonts w:hint="eastAsia"/>
+          <w:b/>
+          <w:bCs/>
+        </w:rPr>
+        <w:t xml:space="preserve">创作</w:t>
+      </w:r>
+      <w:r>
+        <w:rPr>
+          <w:rFonts w:hint="eastAsia"/>
+        </w:rPr>
+        <w:t xml:space="preserve">：写诗写到一半思路枯竭，点”AI</w:t>
+      </w:r>
+      <w:r>
+        <w:t xml:space="preserve"> </w:t>
+      </w:r>
+      <w:r>
+        <w:rPr>
+          <w:rFonts w:hint="eastAsia"/>
+        </w:rPr>
+        <w:t xml:space="preserve">续写”让它保持句式韵脚接续；想学”王维山水田园”的风格，点”AI</w:t>
+      </w:r>
+      <w:r>
+        <w:t xml:space="preserve"> </w:t>
+      </w:r>
+      <w:r>
+        <w:rPr>
+          <w:rFonts w:hint="eastAsia"/>
+        </w:rPr>
+        <w:t xml:space="preserve">仿写”一键生成新诗，再人工润色；</w:t>
+      </w:r>
+    </w:p>
+    <w:p>
+      <w:pPr>
+        <w:pStyle w:val="Compact"/>
+        <w:numPr>
+          <w:ilvl w:val="0"/>
+          <w:numId w:val="1002"/>
+        </w:numPr>
+      </w:pPr>
+      <w:r>
+        <w:rPr>
+          <w:rFonts w:hint="eastAsia"/>
+          <w:b/>
+          <w:bCs/>
+        </w:rPr>
+        <w:t xml:space="preserve">场景三</w:t>
+      </w:r>
+      <w:r>
+        <w:rPr>
+          <w:b/>
+          <w:bCs/>
+        </w:rPr>
+        <w:t xml:space="preserve"> · </w:t>
+      </w:r>
+      <w:r>
+        <w:rPr>
+          <w:rFonts w:hint="eastAsia"/>
+          <w:b/>
+          <w:bCs/>
+        </w:rPr>
+        <w:t xml:space="preserve">社区</w:t>
+      </w:r>
+      <w:r>
+        <w:rPr>
+          <w:rFonts w:hint="eastAsia"/>
+        </w:rPr>
+        <w:t xml:space="preserve">：登录后收藏他人作品、留下评论、关注喜欢的墨客，参加”节气同题创作”；作品默认公开、可一键切换私密，既有展示的机会，也有隐私的保障。</w:t>
       </w:r>
     </w:p>
     <w:bookmarkEnd w:id="9"/>
@@ -318,6 +524,43 @@
           <w:rFonts w:hint="eastAsia"/>
         </w:rPr>
         <w:t xml:space="preserve">5）</w:t>
+      </w:r>
+    </w:p>
+    <w:p>
+      <w:pPr>
+        <w:pStyle w:val="FirstParagraph"/>
+      </w:pPr>
+      <w:r>
+        <w:rPr>
+          <w:rFonts w:hint="eastAsia"/>
+          <w:b/>
+          <w:bCs/>
+        </w:rPr>
+        <w:t xml:space="preserve">设计原则</w:t>
+      </w:r>
+      <w:r>
+        <w:rPr>
+          <w:rFonts w:hint="eastAsia"/>
+        </w:rPr>
+        <w:t xml:space="preserve">：功能设计遵循”文化为骨、AI</w:t>
+      </w:r>
+      <w:r>
+        <w:t xml:space="preserve"> </w:t>
+      </w:r>
+      <w:r>
+        <w:rPr>
+          <w:rFonts w:hint="eastAsia"/>
+        </w:rPr>
+        <w:t xml:space="preserve">为翼、安全为本”——先保证收藏与创作的基本体验完整可用，再叠加</w:t>
+      </w:r>
+      <w:r>
+        <w:t xml:space="preserve"> AI </w:t>
+      </w:r>
+      <w:r>
+        <w:rPr>
+          <w:rFonts w:hint="eastAsia"/>
+        </w:rPr>
+        <w:t xml:space="preserve">能力降低使用门槛，最后用权限体系与数据备份守住底线。</w:t>
       </w:r>
     </w:p>
     <w:tbl>
@@ -435,7 +678,7 @@
               <w:rPr>
                 <w:rFonts w:hint="eastAsia"/>
               </w:rPr>
-              <w:t xml:space="preserve">天）</w:t>
+              <w:t xml:space="preserve">天自动清理）</w:t>
             </w:r>
           </w:p>
         </w:tc>
@@ -485,7 +728,16 @@
               <w:rPr>
                 <w:rFonts w:hint="eastAsia"/>
               </w:rPr>
-              <w:t xml:space="preserve">节气自动识别、季节色、动态背景（雪/雨/叶/瓣）；按节气/季节组织诗库，月历视图浏览”哪天写了什么”</w:t>
+              <w:t xml:space="preserve">全年</w:t>
+            </w:r>
+            <w:r>
+              <w:t xml:space="preserve"> 365 </w:t>
+            </w:r>
+            <w:r>
+              <w:rPr>
+                <w:rFonts w:hint="eastAsia"/>
+              </w:rPr>
+              <w:t xml:space="preserve">天节气区间表（程序化校验无空洞、无重叠）；节气自动识别、季节色、动态背景（雪/雨/叶/瓣）；按节气/季节组织诗库，月历视图浏览”哪天写了什么”</w:t>
             </w:r>
           </w:p>
         </w:tc>
@@ -538,7 +790,7 @@
               <w:rPr>
                 <w:rFonts w:hint="eastAsia"/>
               </w:rPr>
-              <w:t xml:space="preserve">赏析、AI</w:t>
+              <w:t xml:space="preserve">赏析（30</w:t>
             </w:r>
             <w:r>
               <w:t xml:space="preserve"> </w:t>
@@ -547,25 +799,70 @@
               <w:rPr>
                 <w:rFonts w:hint="eastAsia"/>
               </w:rPr>
+              <w:t xml:space="preserve">天缓存节省</w:t>
+            </w:r>
+            <w:r>
+              <w:t xml:space="preserve"> </w:t>
+            </w:r>
+            <w:r>
+              <w:rPr>
+                <w:rFonts w:hint="eastAsia"/>
+              </w:rPr>
+              <w:t xml:space="preserve">token）、AI</w:t>
+            </w:r>
+            <w:r>
+              <w:t xml:space="preserve"> </w:t>
+            </w:r>
+            <w:r>
+              <w:rPr>
+                <w:rFonts w:hint="eastAsia"/>
+              </w:rPr>
               <w:t xml:space="preserve">配图（两步生图</w:t>
             </w:r>
             <w:r>
+              <w:t xml:space="preserve"> + sharp </w:t>
+            </w:r>
+            <w:r>
+              <w:rPr>
+                <w:rFonts w:hint="eastAsia"/>
+              </w:rPr>
+              <w:t xml:space="preserve">压缩</w:t>
+            </w:r>
+            <w:r>
+              <w:t xml:space="preserve"> WebP </w:t>
+            </w:r>
+            <w:r>
+              <w:rPr>
+                <w:rFonts w:hint="eastAsia"/>
+              </w:rPr>
+              <w:t xml:space="preserve">自包含存储）、AI</w:t>
+            </w:r>
+            <w:r>
+              <w:t xml:space="preserve"> </w:t>
+            </w:r>
+            <w:r>
+              <w:rPr>
+                <w:rFonts w:hint="eastAsia"/>
+              </w:rPr>
+              <w:t xml:space="preserve">打标签（统一</w:t>
+            </w:r>
+            <w:r>
+              <w:t xml:space="preserve"> 24 </w:t>
+            </w:r>
+            <w:r>
+              <w:rPr>
+                <w:rFonts w:hint="eastAsia"/>
+              </w:rPr>
+              <w:t xml:space="preserve">标签池</w:t>
+            </w:r>
+            <w:r>
               <w:t xml:space="preserve"> + </w:t>
             </w:r>
             <w:r>
               <w:rPr>
                 <w:rFonts w:hint="eastAsia"/>
               </w:rPr>
-              <w:t xml:space="preserve">图片自包含存储）、AI</w:t>
-            </w:r>
-            <w:r>
-              <w:t xml:space="preserve"> </w:t>
-            </w:r>
-            <w:r>
-              <w:rPr>
-                <w:rFonts w:hint="eastAsia"/>
-              </w:rPr>
-              <w:t xml:space="preserve">打标签、</w:t>
+              <w:t xml:space="preserve">批量）、</w:t>
             </w:r>
             <w:r>
               <w:rPr>
@@ -662,13 +959,13 @@
               <w:t xml:space="preserve">哈希</w:t>
             </w:r>
             <w:r>
-              <w:t xml:space="preserve"> + </w:t>
-            </w:r>
-            <w:r>
-              <w:rPr>
-                <w:rFonts w:hint="eastAsia"/>
-              </w:rPr>
-              <w:t xml:space="preserve">会话）；公开/私密可见性；真实收藏计数、评论、关注、节气同题创作、用户主页</w:t>
+              <w:t xml:space="preserve"> + Bearer </w:t>
+            </w:r>
+            <w:r>
+              <w:rPr>
+                <w:rFonts w:hint="eastAsia"/>
+              </w:rPr>
+              <w:t xml:space="preserve">会话）；公开/私密可见性（私密仅本人可见）；真实收藏计数（去重）、评论、关注、节气同题创作、用户主页</w:t>
             </w:r>
           </w:p>
         </w:tc>
@@ -723,7 +1020,7 @@
               <w:rPr>
                 <w:rFonts w:hint="eastAsia"/>
               </w:rPr>
-              <w:t xml:space="preserve">拼音（全拼/首字母）+</w:t>
+              <w:t xml:space="preserve">拼音（全拼/首字母，输入防抖）+</w:t>
             </w:r>
             <w:r>
               <w:t xml:space="preserve"> AI </w:t>
@@ -751,6 +1048,24 @@
                 <w:rFonts w:hint="eastAsia"/>
               </w:rPr>
               <w:t xml:space="preserve">多藏×多季筛选</w:t>
+            </w:r>
+            <w:r>
+              <w:t xml:space="preserve"> + </w:t>
+            </w:r>
+            <w:r>
+              <w:rPr>
+                <w:rFonts w:hint="eastAsia"/>
+              </w:rPr>
+              <w:t xml:space="preserve">实时高亮</w:t>
+            </w:r>
+            <w:r>
+              <w:t xml:space="preserve"> + URL </w:t>
+            </w:r>
+            <w:r>
+              <w:rPr>
+                <w:rFonts w:hint="eastAsia"/>
+              </w:rPr>
+              <w:t xml:space="preserve">同步</w:t>
             </w:r>
           </w:p>
         </w:tc>
@@ -802,7 +1117,7 @@
               <w:rPr>
                 <w:rFonts w:hint="eastAsia"/>
               </w:rPr>
-              <w:t xml:space="preserve">分享壁纸、分享公开页（微信直开）、真人级</w:t>
+              <w:t xml:space="preserve">分享壁纸（三尺寸三风格）、分享公开页（微信直开）、真人级</w:t>
             </w:r>
             <w:r>
               <w:t xml:space="preserve"> TTS </w:t>
@@ -875,13 +1190,22 @@
               <w:t xml:space="preserve">每日自动备份</w:t>
             </w:r>
             <w:r>
+              <w:t xml:space="preserve"> + 30 </w:t>
+            </w:r>
+            <w:r>
+              <w:rPr>
+                <w:rFonts w:hint="eastAsia"/>
+              </w:rPr>
+              <w:t xml:space="preserve">天快照回溯</w:t>
+            </w:r>
+            <w:r>
               <w:t xml:space="preserve"> + </w:t>
             </w:r>
             <w:r>
               <w:rPr>
                 <w:rFonts w:hint="eastAsia"/>
               </w:rPr>
-              <w:t xml:space="preserve">快照回溯；AI</w:t>
+              <w:t xml:space="preserve">可选异地推送；AI</w:t>
             </w:r>
             <w:r>
               <w:t xml:space="preserve"> </w:t>
@@ -890,12 +1214,85 @@
               <w:rPr>
                 <w:rFonts w:hint="eastAsia"/>
               </w:rPr>
-              <w:t xml:space="preserve">接口限流；仅本人可改自己的诗（归属校验）；经典诗词一键导入</w:t>
+              <w:t xml:space="preserve">接口</w:t>
+            </w:r>
+            <w:r>
+              <w:t xml:space="preserve"> Redis </w:t>
+            </w:r>
+            <w:r>
+              <w:rPr>
+                <w:rFonts w:hint="eastAsia"/>
+              </w:rPr>
+              <w:t xml:space="preserve">滑动窗口限流；写操作需登录</w:t>
+            </w:r>
+            <w:r>
+              <w:t xml:space="preserve"> + </w:t>
+            </w:r>
+            <w:r>
+              <w:rPr>
+                <w:rFonts w:hint="eastAsia"/>
+              </w:rPr>
+              <w:t xml:space="preserve">归属校验（仅本人可改自己的诗）；经典诗词一键导入（12</w:t>
+            </w:r>
+            <w:r>
+              <w:t xml:space="preserve"> </w:t>
+            </w:r>
+            <w:r>
+              <w:rPr>
+                <w:rFonts w:hint="eastAsia"/>
+              </w:rPr>
+              <w:t xml:space="preserve">首公版唐诗宋词，按标题查重）</w:t>
             </w:r>
           </w:p>
         </w:tc>
       </w:tr>
     </w:tbl>
+    <w:p>
+      <w:pPr>
+        <w:pStyle w:val="BodyText"/>
+      </w:pPr>
+      <w:r>
+        <w:rPr>
+          <w:rFonts w:hint="eastAsia"/>
+          <w:b/>
+          <w:bCs/>
+        </w:rPr>
+        <w:t xml:space="preserve">功能亮点</w:t>
+      </w:r>
+      <w:r>
+        <w:rPr>
+          <w:rFonts w:hint="eastAsia"/>
+        </w:rPr>
+        <w:t xml:space="preserve">：一是”节气即骨架”——首页氛围、诗库组织、日历视图都由</w:t>
+      </w:r>
+      <w:r>
+        <w:t xml:space="preserve"> 24 </w:t>
+      </w:r>
+      <w:r>
+        <w:rPr>
+          <w:rFonts w:hint="eastAsia"/>
+        </w:rPr>
+        <w:t xml:space="preserve">节气驱动，让传统文化可感知；二是”AI</w:t>
+      </w:r>
+      <w:r>
+        <w:t xml:space="preserve"> </w:t>
+      </w:r>
+      <w:r>
+        <w:rPr>
+          <w:rFonts w:hint="eastAsia"/>
+        </w:rPr>
+        <w:t xml:space="preserve">即书童”——赏析、配图、标签、续写、仿写、语义搜索六项</w:t>
+      </w:r>
+      <w:r>
+        <w:t xml:space="preserve"> AI </w:t>
+      </w:r>
+      <w:r>
+        <w:rPr>
+          <w:rFonts w:hint="eastAsia"/>
+        </w:rPr>
+        <w:t xml:space="preserve">能力覆盖”收藏—整理—创作”全链路，且结果可缓存、可限流、成本可控；三是”安全即底线”——数据每日备份、私密内容服务端强制隔离，让社区开放与数据安全兼得。</w:t>
+      </w:r>
+    </w:p>
     <w:bookmarkEnd w:id="10"/>
     <w:bookmarkStart w:id="11" w:name="三技术选型说明"/>
     <w:p>
@@ -1231,7 +1628,7 @@
               <w:rPr>
                 <w:rFonts w:hint="eastAsia"/>
               </w:rPr>
-              <w:t xml:space="preserve">轻量模糊匹配，几千首规模足够</w:t>
+              <w:t xml:space="preserve">轻量模糊匹配，几千首规模足够，避免引入重型搜索服务</w:t>
             </w:r>
           </w:p>
         </w:tc>
@@ -1388,6 +1785,15 @@
                 <w:rFonts w:hint="eastAsia"/>
               </w:rPr>
               <w:t xml:space="preserve">缓存</w:t>
+            </w:r>
+            <w:r>
+              <w:t xml:space="preserve"> + </w:t>
+            </w:r>
+            <w:r>
+              <w:rPr>
+                <w:rFonts w:hint="eastAsia"/>
+              </w:rPr>
+              <w:t xml:space="preserve">浏览器降级</w:t>
             </w:r>
           </w:p>
         </w:tc>
@@ -1421,28 +1827,76 @@
         <w:t xml:space="preserve">lib/store.ts</w:t>
       </w:r>
       <w:r>
-        <w:t xml:space="preserve">/</w:t>
+        <w:rPr>
+          <w:rFonts w:hint="eastAsia"/>
+        </w:rPr>
+        <w:t xml:space="preserve">（消除</w:t>
+      </w:r>
+      <w:r>
+        <w:t xml:space="preserve"> 9 </w:t>
+      </w:r>
+      <w:r>
+        <w:rPr>
+          <w:rFonts w:hint="eastAsia"/>
+        </w:rPr>
+        <w:t xml:space="preserve">个</w:t>
+      </w:r>
+      <w:r>
+        <w:t xml:space="preserve"> API </w:t>
+      </w:r>
+      <w:r>
+        <w:rPr>
+          <w:rFonts w:hint="eastAsia"/>
+        </w:rPr>
+        <w:t xml:space="preserve">路由约</w:t>
+      </w:r>
+      <w:r>
+        <w:t xml:space="preserve"> 300 </w:t>
+      </w:r>
+      <w:r>
+        <w:rPr>
+          <w:rFonts w:hint="eastAsia"/>
+        </w:rPr>
+        <w:t xml:space="preserve">行重复代码），AI</w:t>
+      </w:r>
+      <w:r>
+        <w:t xml:space="preserve"> </w:t>
+      </w:r>
+      <w:r>
+        <w:rPr>
+          <w:rFonts w:hint="eastAsia"/>
+        </w:rPr>
+        <w:t xml:space="preserve">能力封装在</w:t>
+      </w:r>
+      <w:r>
+        <w:t xml:space="preserve"> </w:t>
       </w:r>
       <w:r>
         <w:rPr>
           <w:rStyle w:val="VerbatimChar"/>
         </w:rPr>
-        <w:t xml:space="preserve">lib/kv.ts</w:t>
-      </w:r>
-      <w:r>
-        <w:rPr>
-          <w:rFonts w:hint="eastAsia"/>
-        </w:rPr>
-        <w:t xml:space="preserve">，AI</w:t>
+        <w:t xml:space="preserve">lib/ai.ts</w:t>
+      </w:r>
+      <w:r>
+        <w:rPr>
+          <w:rFonts w:hint="eastAsia"/>
+        </w:rPr>
+        <w:t xml:space="preserve">，用户/权限在</w:t>
       </w:r>
       <w:r>
         <w:t xml:space="preserve"> </w:t>
       </w:r>
       <w:r>
         <w:rPr>
-          <w:rFonts w:hint="eastAsia"/>
-        </w:rPr>
-        <w:t xml:space="preserve">能力封装在</w:t>
+          <w:rStyle w:val="VerbatimChar"/>
+        </w:rPr>
+        <w:t xml:space="preserve">lib/user.ts</w:t>
+      </w:r>
+      <w:r>
+        <w:rPr>
+          <w:rFonts w:hint="eastAsia"/>
+        </w:rPr>
+        <w:t xml:space="preserve">，类型统一收敛在</w:t>
       </w:r>
       <w:r>
         <w:t xml:space="preserve"> </w:t>
@@ -1451,28 +1905,58 @@
         <w:rPr>
           <w:rStyle w:val="VerbatimChar"/>
         </w:rPr>
-        <w:t xml:space="preserve">lib/ai.ts</w:t>
-      </w:r>
-      <w:r>
-        <w:rPr>
-          <w:rFonts w:hint="eastAsia"/>
-        </w:rPr>
-        <w:t xml:space="preserve">，用户/权限在</w:t>
+        <w:t xml:space="preserve">src/types/poem.ts</w:t>
+      </w:r>
+      <w:r>
+        <w:rPr>
+          <w:rFonts w:hint="eastAsia"/>
+        </w:rPr>
+        <w:t xml:space="preserve">。页面按路由分包，低频模块动态导入（SearchModal</w:t>
       </w:r>
       <w:r>
         <w:t xml:space="preserve"> </w:t>
       </w:r>
       <w:r>
         <w:rPr>
-          <w:rStyle w:val="VerbatimChar"/>
-        </w:rPr>
-        <w:t xml:space="preserve">lib/user.ts</w:t>
-      </w:r>
-      <w:r>
-        <w:rPr>
-          <w:rFonts w:hint="eastAsia"/>
-        </w:rPr>
-        <w:t xml:space="preserve">，页面按路由分包、动态导入，保证代码结构清晰。</w:t>
+          <w:rFonts w:hint="eastAsia"/>
+        </w:rPr>
+        <w:t xml:space="preserve">单独分包使首屏体积</w:t>
+      </w:r>
+      <w:r>
+        <w:t xml:space="preserve"> </w:t>
+      </w:r>
+      <w:r>
+        <w:rPr>
+          <w:rFonts w:hint="eastAsia"/>
+        </w:rPr>
+        <w:t xml:space="preserve">235KB→196KB）。整体呈”页面层</w:t>
+      </w:r>
+      <w:r>
+        <w:t xml:space="preserve"> → </w:t>
+      </w:r>
+      <w:r>
+        <w:rPr>
+          <w:rFonts w:hint="eastAsia"/>
+        </w:rPr>
+        <w:t xml:space="preserve">组件层</w:t>
+      </w:r>
+      <w:r>
+        <w:t xml:space="preserve"> → API </w:t>
+      </w:r>
+      <w:r>
+        <w:rPr>
+          <w:rFonts w:hint="eastAsia"/>
+        </w:rPr>
+        <w:t xml:space="preserve">层</w:t>
+      </w:r>
+      <w:r>
+        <w:t xml:space="preserve"> → </w:t>
+      </w:r>
+      <w:r>
+        <w:rPr>
+          <w:rFonts w:hint="eastAsia"/>
+        </w:rPr>
+        <w:t xml:space="preserve">服务层”单向依赖，结构清晰、易于维护。</w:t>
       </w:r>
     </w:p>
     <w:bookmarkEnd w:id="11"/>
@@ -1579,6 +2063,79 @@
           <w:rFonts w:hint="eastAsia"/>
         </w:rPr>
         <w:t xml:space="preserve">生成的代码均经过人工逐行审查、联调与回归验证后才合入主线。</w:t>
+      </w:r>
+    </w:p>
+    <w:p>
+      <w:pPr>
+        <w:pStyle w:val="BodyText"/>
+      </w:pPr>
+      <w:r>
+        <w:rPr>
+          <w:rFonts w:hint="eastAsia"/>
+          <w:b/>
+          <w:bCs/>
+        </w:rPr>
+        <w:t xml:space="preserve">为什么选这两款工具</w:t>
+      </w:r>
+      <w:r>
+        <w:rPr>
+          <w:rFonts w:hint="eastAsia"/>
+        </w:rPr>
+        <w:t xml:space="preserve">：Qclaw</w:t>
+      </w:r>
+      <w:r>
+        <w:t xml:space="preserve"> </w:t>
+      </w:r>
+      <w:r>
+        <w:rPr>
+          <w:rFonts w:hint="eastAsia"/>
+        </w:rPr>
+        <w:t xml:space="preserve">擅长从零快速搭建完整可运行的应用，把想法高效变成产品；DeepCode</w:t>
+      </w:r>
+      <w:r>
+        <w:t xml:space="preserve"> </w:t>
+      </w:r>
+      <w:r>
+        <w:rPr>
+          <w:rFonts w:hint="eastAsia"/>
+        </w:rPr>
+        <w:t xml:space="preserve">擅长在已有代码库上做”体检”——定位缺陷、给出修复方案、按计划批量落地。两者互补，正好覆盖”从</w:t>
+      </w:r>
+      <w:r>
+        <w:t xml:space="preserve"> 0 </w:t>
+      </w:r>
+      <w:r>
+        <w:rPr>
+          <w:rFonts w:hint="eastAsia"/>
+        </w:rPr>
+        <w:t xml:space="preserve">到</w:t>
+      </w:r>
+      <w:r>
+        <w:t xml:space="preserve"> </w:t>
+      </w:r>
+      <w:r>
+        <w:rPr>
+          <w:rFonts w:hint="eastAsia"/>
+        </w:rPr>
+        <w:t xml:space="preserve">1”和”从</w:t>
+      </w:r>
+      <w:r>
+        <w:t xml:space="preserve"> 1 </w:t>
+      </w:r>
+      <w:r>
+        <w:rPr>
+          <w:rFonts w:hint="eastAsia"/>
+        </w:rPr>
+        <w:t xml:space="preserve">到</w:t>
+      </w:r>
+      <w:r>
+        <w:t xml:space="preserve"> </w:t>
+      </w:r>
+      <w:r>
+        <w:rPr>
+          <w:rFonts w:hint="eastAsia"/>
+        </w:rPr>
+        <w:t xml:space="preserve">N”两个阶段。</w:t>
       </w:r>
     </w:p>
     <w:bookmarkStart w:id="12" w:name="阶段一qclaw-基础版主体开发2026-07"/>
@@ -1730,7 +2287,7 @@
               <w:rPr>
                 <w:rFonts w:hint="eastAsia"/>
               </w:rPr>
-              <w:t xml:space="preserve">人工确定产品定位与核心功能范围</w:t>
+              <w:t xml:space="preserve">人工确定产品定位与核心功能范围，避免功能发散</w:t>
             </w:r>
           </w:p>
         </w:tc>
@@ -1810,7 +2367,7 @@
               <w:rPr>
                 <w:rFonts w:hint="eastAsia"/>
               </w:rPr>
-              <w:t xml:space="preserve">人工审查每个功能并做界面联调</w:t>
+              <w:t xml:space="preserve">人工逐个功能审查、界面联调与样式打磨</w:t>
             </w:r>
           </w:p>
         </w:tc>
@@ -1934,21 +2491,21 @@
               <w:rPr>
                 <w:rFonts w:hint="eastAsia"/>
               </w:rPr>
-              <w:t xml:space="preserve">项缺陷（节气表数据、热力图日期、密码硬编码、标签池不统一、回收站清理等）</w:t>
-            </w:r>
-          </w:p>
-        </w:tc>
-        <w:tc>
-          <w:tcPr/>
-          <w:p>
-            <w:pPr>
-              <w:pStyle w:val="Compact"/>
-            </w:pPr>
-            <w:r>
-              <w:rPr>
-                <w:rFonts w:hint="eastAsia"/>
-              </w:rPr>
-              <w:t xml:space="preserve">人工确认修复方案、逐项回归验证</w:t>
+              <w:t xml:space="preserve">项缺陷（节气表数据、热力图日期、密码硬编码、标签池不统一、回收站清理等），每项附可复现的验证方式</w:t>
+            </w:r>
+          </w:p>
+        </w:tc>
+        <w:tc>
+          <w:tcPr/>
+          <w:p>
+            <w:pPr>
+              <w:pStyle w:val="Compact"/>
+            </w:pPr>
+            <w:r>
+              <w:rPr>
+                <w:rFonts w:hint="eastAsia"/>
+              </w:rPr>
+              <w:t xml:space="preserve">人工确认修复方案，按”计划书→分批修复→交付记录→回归验证”逐项闭环</w:t>
             </w:r>
           </w:p>
         </w:tc>
@@ -2347,15 +2904,15 @@
         </w:rPr>
         <w:t xml:space="preserve">阶段）：</w:t>
       </w:r>
-      <w:r>
-        <w:t xml:space="preserve"> </w:t>
-      </w:r>
-      <w:r>
-        <w:t xml:space="preserve">1.</w:t>
-      </w:r>
-      <w:r>
-        <w:t xml:space="preserve"> </w:t>
-      </w:r>
+    </w:p>
+    <w:p>
+      <w:pPr>
+        <w:pStyle w:val="Compact"/>
+        <w:numPr>
+          <w:ilvl w:val="0"/>
+          <w:numId w:val="1003"/>
+        </w:numPr>
+      </w:pPr>
       <w:r>
         <w:rPr>
           <w:b/>
@@ -2507,15 +3064,15 @@
         </w:rPr>
         <w:t xml:space="preserve">207KB，裂图问题根治。</w:t>
       </w:r>
-      <w:r>
-        <w:t xml:space="preserve"> </w:t>
-      </w:r>
-      <w:r>
-        <w:t xml:space="preserve">2.</w:t>
-      </w:r>
-      <w:r>
-        <w:t xml:space="preserve"> </w:t>
-      </w:r>
+    </w:p>
+    <w:p>
+      <w:pPr>
+        <w:pStyle w:val="Compact"/>
+        <w:numPr>
+          <w:ilvl w:val="0"/>
+          <w:numId w:val="1003"/>
+        </w:numPr>
+      </w:pPr>
       <w:r>
         <w:rPr>
           <w:b/>
@@ -2612,15 +3169,15 @@
         </w:rPr>
         <w:t xml:space="preserve">目录，人工确认规避策略（重建后立即测试、换端口）。</w:t>
       </w:r>
-      <w:r>
-        <w:t xml:space="preserve"> </w:t>
-      </w:r>
-      <w:r>
-        <w:t xml:space="preserve">3.</w:t>
-      </w:r>
-      <w:r>
-        <w:t xml:space="preserve"> </w:t>
-      </w:r>
+    </w:p>
+    <w:p>
+      <w:pPr>
+        <w:pStyle w:val="Compact"/>
+        <w:numPr>
+          <w:ilvl w:val="0"/>
+          <w:numId w:val="1003"/>
+        </w:numPr>
+      </w:pPr>
       <w:r>
         <w:rPr>
           <w:b/>
@@ -2678,7 +3235,7 @@
     </w:p>
     <w:p>
       <w:pPr>
-        <w:pStyle w:val="BodyText"/>
+        <w:pStyle w:val="FirstParagraph"/>
       </w:pPr>
       <w:r>
         <w:rPr>
@@ -2710,7 +3267,43 @@
         <w:rPr>
           <w:rFonts w:hint="eastAsia"/>
         </w:rPr>
-        <w:t xml:space="preserve">用于代码审查、缺陷定位、功能增强与重构。人工始终负责需求决策、代码审查、测试验证与部署——AI</w:t>
+        <w:t xml:space="preserve">用于代码审查、缺陷定位、功能增强与重构。整个流程遵循”AI</w:t>
+      </w:r>
+      <w:r>
+        <w:t xml:space="preserve"> </w:t>
+      </w:r>
+      <w:r>
+        <w:rPr>
+          <w:rFonts w:hint="eastAsia"/>
+        </w:rPr>
+        <w:t xml:space="preserve">生成</w:t>
+      </w:r>
+      <w:r>
+        <w:t xml:space="preserve"> → </w:t>
+      </w:r>
+      <w:r>
+        <w:rPr>
+          <w:rFonts w:hint="eastAsia"/>
+        </w:rPr>
+        <w:t xml:space="preserve">人工审查</w:t>
+      </w:r>
+      <w:r>
+        <w:t xml:space="preserve"> → </w:t>
+      </w:r>
+      <w:r>
+        <w:rPr>
+          <w:rFonts w:hint="eastAsia"/>
+        </w:rPr>
+        <w:t xml:space="preserve">联调验证</w:t>
+      </w:r>
+      <w:r>
+        <w:t xml:space="preserve"> → </w:t>
+      </w:r>
+      <w:r>
+        <w:rPr>
+          <w:rFonts w:hint="eastAsia"/>
+        </w:rPr>
+        <w:t xml:space="preserve">合入主线”，人工始终负责需求决策、代码审查、测试验证与部署——AI</w:t>
       </w:r>
       <w:r>
         <w:t xml:space="preserve"> </w:t>
@@ -2812,6 +3405,142 @@
               <w:pStyle w:val="Compact"/>
             </w:pPr>
             <w:r>
+              <w:rPr>
+                <w:rFonts w:hint="eastAsia"/>
+              </w:rPr>
+              <w:t xml:space="preserve">节气表数据错误（10</w:t>
+            </w:r>
+            <w:r>
+              <w:t xml:space="preserve"> </w:t>
+            </w:r>
+            <w:r>
+              <w:rPr>
+                <w:rFonts w:hint="eastAsia"/>
+              </w:rPr>
+              <w:t xml:space="preserve">月误显示”立春”）</w:t>
+            </w:r>
+          </w:p>
+        </w:tc>
+        <w:tc>
+          <w:tcPr/>
+          <w:p>
+            <w:pPr>
+              <w:pStyle w:val="Compact"/>
+            </w:pPr>
+            <w:r>
+              <w:rPr>
+                <w:rFonts w:hint="eastAsia"/>
+              </w:rPr>
+              <w:t xml:space="preserve">数据表存在垃圾占位记录</w:t>
+            </w:r>
+          </w:p>
+        </w:tc>
+        <w:tc>
+          <w:tcPr/>
+          <w:p>
+            <w:pPr>
+              <w:pStyle w:val="Compact"/>
+            </w:pPr>
+            <w:r>
+              <w:rPr>
+                <w:rFonts w:hint="eastAsia"/>
+              </w:rPr>
+              <w:t xml:space="preserve">重写全年</w:t>
+            </w:r>
+            <w:r>
+              <w:t xml:space="preserve"> 365 </w:t>
+            </w:r>
+            <w:r>
+              <w:rPr>
+                <w:rFonts w:hint="eastAsia"/>
+              </w:rPr>
+              <w:t xml:space="preserve">天区间表，Node</w:t>
+            </w:r>
+            <w:r>
+              <w:t xml:space="preserve"> </w:t>
+            </w:r>
+            <w:r>
+              <w:rPr>
+                <w:rFonts w:hint="eastAsia"/>
+              </w:rPr>
+              <w:t xml:space="preserve">脚本程序化验证无空洞、无重叠</w:t>
+            </w:r>
+          </w:p>
+        </w:tc>
+      </w:tr>
+      <w:tr>
+        <w:tc>
+          <w:tcPr/>
+          <w:p>
+            <w:pPr>
+              <w:pStyle w:val="Compact"/>
+            </w:pPr>
+            <w:r>
+              <w:rPr>
+                <w:rFonts w:hint="eastAsia"/>
+              </w:rPr>
+              <w:t xml:space="preserve">写作热力图永远为空</w:t>
+            </w:r>
+          </w:p>
+        </w:tc>
+        <w:tc>
+          <w:tcPr/>
+          <w:p>
+            <w:pPr>
+              <w:pStyle w:val="Compact"/>
+            </w:pPr>
+            <w:r>
+              <w:t xml:space="preserve">createdAt </w:t>
+            </w:r>
+            <w:r>
+              <w:rPr>
+                <w:rFonts w:hint="eastAsia"/>
+              </w:rPr>
+              <w:t xml:space="preserve">类型为</w:t>
+            </w:r>
+            <w:r>
+              <w:t xml:space="preserve"> number + UTC </w:t>
+            </w:r>
+            <w:r>
+              <w:rPr>
+                <w:rFonts w:hint="eastAsia"/>
+              </w:rPr>
+              <w:t xml:space="preserve">日期偏移</w:t>
+            </w:r>
+          </w:p>
+        </w:tc>
+        <w:tc>
+          <w:tcPr/>
+          <w:p>
+            <w:pPr>
+              <w:pStyle w:val="Compact"/>
+            </w:pPr>
+            <w:r>
+              <w:rPr>
+                <w:rFonts w:hint="eastAsia"/>
+              </w:rPr>
+              <w:t xml:space="preserve">改用</w:t>
+            </w:r>
+            <w:r>
+              <w:t xml:space="preserve"> Date </w:t>
+            </w:r>
+            <w:r>
+              <w:rPr>
+                <w:rFonts w:hint="eastAsia"/>
+              </w:rPr>
+              <w:t xml:space="preserve">本地时区生成日期键，并兼容旧数据</w:t>
+            </w:r>
+          </w:p>
+        </w:tc>
+      </w:tr>
+      <w:tr>
+        <w:tc>
+          <w:tcPr/>
+          <w:p>
+            <w:pPr>
+              <w:pStyle w:val="Compact"/>
+            </w:pPr>
+            <w:r>
               <w:t xml:space="preserve">AI </w:t>
             </w:r>
             <w:r>
@@ -2883,6 +3612,157 @@
                 <w:rFonts w:hint="eastAsia"/>
               </w:rPr>
               <w:t xml:space="preserve">自包含存储（1.4MB→207KB）</w:t>
+            </w:r>
+          </w:p>
+        </w:tc>
+      </w:tr>
+      <w:tr>
+        <w:tc>
+          <w:tcPr/>
+          <w:p>
+            <w:pPr>
+              <w:pStyle w:val="Compact"/>
+            </w:pPr>
+            <w:r>
+              <w:rPr>
+                <w:rFonts w:hint="eastAsia"/>
+              </w:rPr>
+              <w:t xml:space="preserve">备份历史接口无</w:t>
+            </w:r>
+            <w:r>
+              <w:t xml:space="preserve"> Redis </w:t>
+            </w:r>
+            <w:r>
+              <w:rPr>
+                <w:rFonts w:hint="eastAsia"/>
+              </w:rPr>
+              <w:t xml:space="preserve">时</w:t>
+            </w:r>
+            <w:r>
+              <w:t xml:space="preserve"> 500</w:t>
+            </w:r>
+          </w:p>
+        </w:tc>
+        <w:tc>
+          <w:tcPr/>
+          <w:p>
+            <w:pPr>
+              <w:pStyle w:val="Compact"/>
+            </w:pPr>
+            <w:r>
+              <w:rPr>
+                <w:rFonts w:hint="eastAsia"/>
+              </w:rPr>
+              <w:t xml:space="preserve">两路由获取</w:t>
+            </w:r>
+            <w:r>
+              <w:t xml:space="preserve"> KV </w:t>
+            </w:r>
+            <w:r>
+              <w:rPr>
+                <w:rFonts w:hint="eastAsia"/>
+              </w:rPr>
+              <w:t xml:space="preserve">的行为不一致</w:t>
+            </w:r>
+          </w:p>
+        </w:tc>
+        <w:tc>
+          <w:tcPr/>
+          <w:p>
+            <w:pPr>
+              <w:pStyle w:val="Compact"/>
+            </w:pPr>
+            <w:r>
+              <w:rPr>
+                <w:rFonts w:hint="eastAsia"/>
+              </w:rPr>
+              <w:t xml:space="preserve">统一走</w:t>
+            </w:r>
+            <w:r>
+              <w:t xml:space="preserve"> </w:t>
+            </w:r>
+            <w:r>
+              <w:rPr>
+                <w:rStyle w:val="VerbatimChar"/>
+              </w:rPr>
+              <w:t xml:space="preserve">lib/kv.getKv()</w:t>
+            </w:r>
+            <w:r>
+              <w:rPr>
+                <w:rFonts w:hint="eastAsia"/>
+              </w:rPr>
+              <w:t xml:space="preserve">（含内存回退），行为对齐</w:t>
+            </w:r>
+          </w:p>
+        </w:tc>
+      </w:tr>
+      <w:tr>
+        <w:tc>
+          <w:tcPr/>
+          <w:p>
+            <w:pPr>
+              <w:pStyle w:val="Compact"/>
+            </w:pPr>
+            <w:r>
+              <w:rPr>
+                <w:rFonts w:hint="eastAsia"/>
+              </w:rPr>
+              <w:t xml:space="preserve">标签池三处不一致（18/24/12）</w:t>
+            </w:r>
+          </w:p>
+        </w:tc>
+        <w:tc>
+          <w:tcPr/>
+          <w:p>
+            <w:pPr>
+              <w:pStyle w:val="Compact"/>
+            </w:pPr>
+            <w:r>
+              <w:rPr>
+                <w:rFonts w:hint="eastAsia"/>
+              </w:rPr>
+              <w:t xml:space="preserve">各模块硬编码标签列表</w:t>
+            </w:r>
+          </w:p>
+        </w:tc>
+        <w:tc>
+          <w:tcPr/>
+          <w:p>
+            <w:pPr>
+              <w:pStyle w:val="Compact"/>
+            </w:pPr>
+            <w:r>
+              <w:rPr>
+                <w:rFonts w:hint="eastAsia"/>
+              </w:rPr>
+              <w:t xml:space="preserve">新建</w:t>
+            </w:r>
+            <w:r>
+              <w:t xml:space="preserve"> </w:t>
+            </w:r>
+            <w:r>
+              <w:rPr>
+                <w:rStyle w:val="VerbatimChar"/>
+              </w:rPr>
+              <w:t xml:space="preserve">lib/tags.ts</w:t>
+            </w:r>
+            <w:r>
+              <w:t xml:space="preserve"> </w:t>
+            </w:r>
+            <w:r>
+              <w:rPr>
+                <w:rFonts w:hint="eastAsia"/>
+              </w:rPr>
+              <w:t xml:space="preserve">统一</w:t>
+            </w:r>
+            <w:r>
+              <w:t xml:space="preserve"> 24 </w:t>
+            </w:r>
+            <w:r>
+              <w:rPr>
+                <w:rFonts w:hint="eastAsia"/>
+              </w:rPr>
+              <w:t xml:space="preserve">标签池，三处同源引用</w:t>
             </w:r>
           </w:p>
         </w:tc>
@@ -3232,13 +4112,13 @@
         <w:t xml:space="preserve">（类型检查</w:t>
       </w:r>
       <w:r>
-        <w:t xml:space="preserve"> + 30 </w:t>
-      </w:r>
-      <w:r>
-        <w:rPr>
-          <w:rFonts w:hint="eastAsia"/>
-        </w:rPr>
-        <w:t xml:space="preserve">路由生成）+</w:t>
+        <w:t xml:space="preserve"> + </w:t>
+      </w:r>
+      <w:r>
+        <w:rPr>
+          <w:rFonts w:hint="eastAsia"/>
+        </w:rPr>
+        <w:t xml:space="preserve">全路由生成）+</w:t>
       </w:r>
       <w:r>
         <w:t xml:space="preserve"> </w:t>
@@ -3259,11 +4139,20 @@
         <w:rPr>
           <w:rFonts w:hint="eastAsia"/>
         </w:rPr>
-        <w:t xml:space="preserve">）端到端实测，如注册→登录→建诗→收藏→评论→关注全链路验证，测试数据清理后上线。</w:t>
+        <w:t xml:space="preserve">）端到端实测；注册→登录→建诗→收藏→评论→关注全链路验证；缺陷修复采用”计划书→分批修复→交付记录→回归验证”流程，15</w:t>
+      </w:r>
+      <w:r>
+        <w:t xml:space="preserve"> </w:t>
+      </w:r>
+      <w:r>
+        <w:rPr>
+          <w:rFonts w:hint="eastAsia"/>
+        </w:rPr>
+        <w:t xml:space="preserve">项缺陷全部闭环，测试数据清理后上线。</w:t>
       </w:r>
     </w:p>
     <w:bookmarkEnd w:id="15"/>
-    <w:bookmarkStart w:id="16" w:name="六团队分工"/>
+    <w:bookmarkStart w:id="16" w:name="六开发历程与里程碑"/>
     <w:p>
       <w:pPr>
         <w:pStyle w:val="Heading2"/>
@@ -3272,7 +4161,7 @@
         <w:rPr>
           <w:rFonts w:hint="eastAsia"/>
         </w:rPr>
-        <w:t xml:space="preserve">六、团队分工</w:t>
+        <w:t xml:space="preserve">六、开发历程与里程碑</w:t>
       </w:r>
     </w:p>
     <w:tbl>
@@ -3283,8 +4172,10 @@
         <w:tblLook w:firstRow="1" w:lastRow="0" w:firstColumn="0" w:lastColumn="0" w:noHBand="0" w:noVBand="0" w:val="0020"/>
       </w:tblPr>
       <w:tblGrid>
-        <w:gridCol w:w="2970"/>
-        <w:gridCol w:w="4950"/>
+        <w:gridCol w:w="1980"/>
+        <w:gridCol w:w="1980"/>
+        <w:gridCol w:w="1980"/>
+        <w:gridCol w:w="1980"/>
       </w:tblGrid>
       <w:tr>
         <w:trPr>
@@ -3300,21 +4191,49 @@
               <w:rPr>
                 <w:rFonts w:hint="eastAsia"/>
               </w:rPr>
-              <w:t xml:space="preserve">角色</w:t>
-            </w:r>
-          </w:p>
-        </w:tc>
-        <w:tc>
-          <w:tcPr/>
-          <w:p>
-            <w:pPr>
-              <w:pStyle w:val="Compact"/>
-            </w:pPr>
-            <w:r>
-              <w:rPr>
-                <w:rFonts w:hint="eastAsia"/>
-              </w:rPr>
-              <w:t xml:space="preserve">主要职责</w:t>
+              <w:t xml:space="preserve">阶段</w:t>
+            </w:r>
+          </w:p>
+        </w:tc>
+        <w:tc>
+          <w:tcPr/>
+          <w:p>
+            <w:pPr>
+              <w:pStyle w:val="Compact"/>
+            </w:pPr>
+            <w:r>
+              <w:rPr>
+                <w:rFonts w:hint="eastAsia"/>
+              </w:rPr>
+              <w:t xml:space="preserve">时间</w:t>
+            </w:r>
+          </w:p>
+        </w:tc>
+        <w:tc>
+          <w:tcPr/>
+          <w:p>
+            <w:pPr>
+              <w:pStyle w:val="Compact"/>
+            </w:pPr>
+            <w:r>
+              <w:rPr>
+                <w:rFonts w:hint="eastAsia"/>
+              </w:rPr>
+              <w:t xml:space="preserve">内容</w:t>
+            </w:r>
+          </w:p>
+        </w:tc>
+        <w:tc>
+          <w:tcPr/>
+          <w:p>
+            <w:pPr>
+              <w:pStyle w:val="Compact"/>
+            </w:pPr>
+            <w:r>
+              <w:rPr>
+                <w:rFonts w:hint="eastAsia"/>
+              </w:rPr>
+              <w:t xml:space="preserve">结果</w:t>
             </w:r>
           </w:p>
         </w:tc>
@@ -3330,21 +4249,109 @@
               <w:rPr>
                 <w:rFonts w:hint="eastAsia"/>
               </w:rPr>
-              <w:t xml:space="preserve">队长（组长）</w:t>
-            </w:r>
-          </w:p>
-        </w:tc>
-        <w:tc>
-          <w:tcPr/>
-          <w:p>
-            <w:pPr>
-              <w:pStyle w:val="Compact"/>
-            </w:pPr>
-            <w:r>
-              <w:rPr>
-                <w:rFonts w:hint="eastAsia"/>
-              </w:rPr>
-              <w:t xml:space="preserve">需求梳理与产品设计、系统架构决策、项目文档统筹、答辩主讲</w:t>
+              <w:t xml:space="preserve">基础成型（Phase</w:t>
+            </w:r>
+            <w:r>
+              <w:t xml:space="preserve"> </w:t>
+            </w:r>
+            <w:r>
+              <w:rPr>
+                <w:rFonts w:hint="eastAsia"/>
+              </w:rPr>
+              <w:t xml:space="preserve">1-7）</w:t>
+            </w:r>
+          </w:p>
+        </w:tc>
+        <w:tc>
+          <w:tcPr/>
+          <w:p>
+            <w:pPr>
+              <w:pStyle w:val="Compact"/>
+            </w:pPr>
+            <w:r>
+              <w:t xml:space="preserve">2026-07</w:t>
+            </w:r>
+          </w:p>
+        </w:tc>
+        <w:tc>
+          <w:tcPr/>
+          <w:p>
+            <w:pPr>
+              <w:pStyle w:val="Compact"/>
+            </w:pPr>
+            <w:r>
+              <w:rPr>
+                <w:rFonts w:hint="eastAsia"/>
+              </w:rPr>
+              <w:t xml:space="preserve">骨架</w:t>
+            </w:r>
+            <w:r>
+              <w:t xml:space="preserve"> + 24 </w:t>
+            </w:r>
+            <w:r>
+              <w:rPr>
+                <w:rFonts w:hint="eastAsia"/>
+              </w:rPr>
+              <w:t xml:space="preserve">节气</w:t>
+            </w:r>
+            <w:r>
+              <w:t xml:space="preserve"> + </w:t>
+            </w:r>
+            <w:r>
+              <w:rPr>
+                <w:rFonts w:hint="eastAsia"/>
+              </w:rPr>
+              <w:t xml:space="preserve">搜索</w:t>
+            </w:r>
+            <w:r>
+              <w:t xml:space="preserve"> + </w:t>
+            </w:r>
+            <w:r>
+              <w:rPr>
+                <w:rFonts w:hint="eastAsia"/>
+              </w:rPr>
+              <w:t xml:space="preserve">动效</w:t>
+            </w:r>
+            <w:r>
+              <w:t xml:space="preserve"> + </w:t>
+            </w:r>
+            <w:r>
+              <w:rPr>
+                <w:rFonts w:hint="eastAsia"/>
+              </w:rPr>
+              <w:t xml:space="preserve">多藏架构</w:t>
+            </w:r>
+            <w:r>
+              <w:t xml:space="preserve"> + PWA + </w:t>
+            </w:r>
+            <w:r>
+              <w:rPr>
+                <w:rFonts w:hint="eastAsia"/>
+              </w:rPr>
+              <w:t xml:space="preserve">接龙/分享卡片</w:t>
+            </w:r>
+            <w:r>
+              <w:t xml:space="preserve"> + AI </w:t>
+            </w:r>
+            <w:r>
+              <w:rPr>
+                <w:rFonts w:hint="eastAsia"/>
+              </w:rPr>
+              <w:t xml:space="preserve">赏析配图</w:t>
+            </w:r>
+          </w:p>
+        </w:tc>
+        <w:tc>
+          <w:tcPr/>
+          <w:p>
+            <w:pPr>
+              <w:pStyle w:val="Compact"/>
+            </w:pPr>
+            <w:r>
+              <w:rPr>
+                <w:rFonts w:hint="eastAsia"/>
+              </w:rPr>
+              <w:t xml:space="preserve">单用户可用的完整作品</w:t>
             </w:r>
           </w:p>
         </w:tc>
@@ -3360,24 +4367,49 @@
               <w:rPr>
                 <w:rFonts w:hint="eastAsia"/>
               </w:rPr>
-              <w:t xml:space="preserve">队员</w:t>
-            </w:r>
-            <w:r>
-              <w:t xml:space="preserve"> A</w:t>
-            </w:r>
-          </w:p>
-        </w:tc>
-        <w:tc>
-          <w:tcPr/>
-          <w:p>
-            <w:pPr>
-              <w:pStyle w:val="Compact"/>
-            </w:pPr>
-            <w:r>
-              <w:rPr>
-                <w:rFonts w:hint="eastAsia"/>
-              </w:rPr>
-              <w:t xml:space="preserve">前端页面开发（UI/动效/搜索/日历等）、界面测试</w:t>
+              <w:t xml:space="preserve">优化期</w:t>
+            </w:r>
+          </w:p>
+        </w:tc>
+        <w:tc>
+          <w:tcPr/>
+          <w:p>
+            <w:pPr>
+              <w:pStyle w:val="Compact"/>
+            </w:pPr>
+            <w:r>
+              <w:t xml:space="preserve">2026-07</w:t>
+            </w:r>
+          </w:p>
+        </w:tc>
+        <w:tc>
+          <w:tcPr/>
+          <w:p>
+            <w:pPr>
+              <w:pStyle w:val="Compact"/>
+            </w:pPr>
+            <w:r>
+              <w:rPr>
+                <w:rFonts w:hint="eastAsia"/>
+              </w:rPr>
+              <w:t xml:space="preserve">统计、拼音/语义搜索、暗色模式、导出诗集、限流、备份快照、真人</w:t>
+            </w:r>
+            <w:r>
+              <w:t xml:space="preserve"> TTS、CI</w:t>
+            </w:r>
+          </w:p>
+        </w:tc>
+        <w:tc>
+          <w:tcPr/>
+          <w:p>
+            <w:pPr>
+              <w:pStyle w:val="Compact"/>
+            </w:pPr>
+            <w:r>
+              <w:rPr>
+                <w:rFonts w:hint="eastAsia"/>
+              </w:rPr>
+              <w:t xml:space="preserve">功能与体验补齐</w:t>
             </w:r>
           </w:p>
         </w:tc>
@@ -3393,33 +4425,32 @@
               <w:rPr>
                 <w:rFonts w:hint="eastAsia"/>
               </w:rPr>
-              <w:t xml:space="preserve">队员</w:t>
-            </w:r>
-            <w:r>
-              <w:t xml:space="preserve"> B</w:t>
-            </w:r>
-          </w:p>
-        </w:tc>
-        <w:tc>
-          <w:tcPr/>
-          <w:p>
-            <w:pPr>
-              <w:pStyle w:val="Compact"/>
-            </w:pPr>
-            <w:r>
-              <w:rPr>
-                <w:rFonts w:hint="eastAsia"/>
-              </w:rPr>
-              <w:t xml:space="preserve">后端</w:t>
-            </w:r>
-            <w:r>
-              <w:t xml:space="preserve"> API </w:t>
-            </w:r>
-            <w:r>
-              <w:rPr>
-                <w:rFonts w:hint="eastAsia"/>
-              </w:rPr>
-              <w:t xml:space="preserve">与数据（账号/权限/社区功能）、AI</w:t>
+              <w:t xml:space="preserve">修复增强</w:t>
+            </w:r>
+          </w:p>
+        </w:tc>
+        <w:tc>
+          <w:tcPr/>
+          <w:p>
+            <w:pPr>
+              <w:pStyle w:val="Compact"/>
+            </w:pPr>
+            <w:r>
+              <w:t xml:space="preserve">2026-08-07</w:t>
+            </w:r>
+          </w:p>
+        </w:tc>
+        <w:tc>
+          <w:tcPr/>
+          <w:p>
+            <w:pPr>
+              <w:pStyle w:val="Compact"/>
+            </w:pPr>
+            <w:r>
+              <w:rPr>
+                <w:rFonts w:hint="eastAsia"/>
+              </w:rPr>
+              <w:t xml:space="preserve">全量代码审查，15</w:t>
             </w:r>
             <w:r>
               <w:t xml:space="preserve"> </w:t>
@@ -3428,7 +4459,195 @@
               <w:rPr>
                 <w:rFonts w:hint="eastAsia"/>
               </w:rPr>
-              <w:t xml:space="preserve">能力集成与调优、部署</w:t>
+              <w:t xml:space="preserve">项缺陷闭环修复</w:t>
+            </w:r>
+          </w:p>
+        </w:tc>
+        <w:tc>
+          <w:tcPr/>
+          <w:p>
+            <w:pPr>
+              <w:pStyle w:val="Compact"/>
+            </w:pPr>
+            <w:r>
+              <w:rPr>
+                <w:rFonts w:hint="eastAsia"/>
+              </w:rPr>
+              <w:t xml:space="preserve">生产构建通过、稳定性提升</w:t>
+            </w:r>
+          </w:p>
+        </w:tc>
+      </w:tr>
+      <w:tr>
+        <w:tc>
+          <w:tcPr/>
+          <w:p>
+            <w:pPr>
+              <w:pStyle w:val="Compact"/>
+            </w:pPr>
+            <w:r>
+              <w:t xml:space="preserve">P1 </w:t>
+            </w:r>
+            <w:r>
+              <w:rPr>
+                <w:rFonts w:hint="eastAsia"/>
+              </w:rPr>
+              <w:t xml:space="preserve">功能与遗留风险</w:t>
+            </w:r>
+          </w:p>
+        </w:tc>
+        <w:tc>
+          <w:tcPr/>
+          <w:p>
+            <w:pPr>
+              <w:pStyle w:val="Compact"/>
+            </w:pPr>
+            <w:r>
+              <w:t xml:space="preserve">2026-08-09</w:t>
+            </w:r>
+          </w:p>
+        </w:tc>
+        <w:tc>
+          <w:tcPr/>
+          <w:p>
+            <w:pPr>
+              <w:pStyle w:val="Compact"/>
+            </w:pPr>
+            <w:r>
+              <w:rPr>
+                <w:rFonts w:hint="eastAsia"/>
+              </w:rPr>
+              <w:t xml:space="preserve">经典诗词导入、日历、连续朗读、分享公开页、体积优化（235→196KB）等</w:t>
+            </w:r>
+          </w:p>
+        </w:tc>
+        <w:tc>
+          <w:tcPr/>
+          <w:p>
+            <w:pPr>
+              <w:pStyle w:val="Compact"/>
+            </w:pPr>
+            <w:r>
+              <w:rPr>
+                <w:rFonts w:hint="eastAsia"/>
+              </w:rPr>
+              <w:t xml:space="preserve">收尾风险清零</w:t>
+            </w:r>
+          </w:p>
+        </w:tc>
+      </w:tr>
+      <w:tr>
+        <w:tc>
+          <w:tcPr/>
+          <w:p>
+            <w:pPr>
+              <w:pStyle w:val="Compact"/>
+            </w:pPr>
+            <w:r>
+              <w:rPr>
+                <w:rFonts w:hint="eastAsia"/>
+              </w:rPr>
+              <w:t xml:space="preserve">多用户公开化</w:t>
+            </w:r>
+          </w:p>
+        </w:tc>
+        <w:tc>
+          <w:tcPr/>
+          <w:p>
+            <w:pPr>
+              <w:pStyle w:val="Compact"/>
+            </w:pPr>
+            <w:r>
+              <w:t xml:space="preserve">2026-08-09</w:t>
+            </w:r>
+          </w:p>
+        </w:tc>
+        <w:tc>
+          <w:tcPr/>
+          <w:p>
+            <w:pPr>
+              <w:pStyle w:val="Compact"/>
+            </w:pPr>
+            <w:r>
+              <w:rPr>
+                <w:rFonts w:hint="eastAsia"/>
+              </w:rPr>
+              <w:t xml:space="preserve">邮箱+密码登录、数据归属、公开-私密可见性</w:t>
+            </w:r>
+          </w:p>
+        </w:tc>
+        <w:tc>
+          <w:tcPr/>
+          <w:p>
+            <w:pPr>
+              <w:pStyle w:val="Compact"/>
+            </w:pPr>
+            <w:r>
+              <w:rPr>
+                <w:rFonts w:hint="eastAsia"/>
+              </w:rPr>
+              <w:t xml:space="preserve">从”私人库”升级为”公开书院”</w:t>
+            </w:r>
+          </w:p>
+        </w:tc>
+      </w:tr>
+      <w:tr>
+        <w:tc>
+          <w:tcPr/>
+          <w:p>
+            <w:pPr>
+              <w:pStyle w:val="Compact"/>
+            </w:pPr>
+            <w:r>
+              <w:t xml:space="preserve">AI </w:t>
+            </w:r>
+            <w:r>
+              <w:rPr>
+                <w:rFonts w:hint="eastAsia"/>
+              </w:rPr>
+              <w:t xml:space="preserve">深度集成与社区化</w:t>
+            </w:r>
+          </w:p>
+        </w:tc>
+        <w:tc>
+          <w:tcPr/>
+          <w:p>
+            <w:pPr>
+              <w:pStyle w:val="Compact"/>
+            </w:pPr>
+            <w:r>
+              <w:t xml:space="preserve">2026-08-09</w:t>
+            </w:r>
+          </w:p>
+        </w:tc>
+        <w:tc>
+          <w:tcPr/>
+          <w:p>
+            <w:pPr>
+              <w:pStyle w:val="Compact"/>
+            </w:pPr>
+            <w:r>
+              <w:t xml:space="preserve">AI </w:t>
+            </w:r>
+            <w:r>
+              <w:rPr>
+                <w:rFonts w:hint="eastAsia"/>
+              </w:rPr>
+              <w:t xml:space="preserve">续写/仿写、真实收藏、评论、关注、同题创作、用户主页</w:t>
+            </w:r>
+          </w:p>
+        </w:tc>
+        <w:tc>
+          <w:tcPr/>
+          <w:p>
+            <w:pPr>
+              <w:pStyle w:val="Compact"/>
+            </w:pPr>
+            <w:r>
+              <w:rPr>
+                <w:rFonts w:hint="eastAsia"/>
+              </w:rPr>
+              <w:t xml:space="preserve">收藏与创作体验闭环</w:t>
             </w:r>
           </w:p>
         </w:tc>
@@ -3441,10 +4660,356 @@
       <w:r>
         <w:rPr>
           <w:rFonts w:hint="eastAsia"/>
+        </w:rPr>
+        <w:t xml:space="preserve">作品由此从”单藏雏形”演进为”多用户公开书院”：每个阶段都有明确的验收标准与留档记录（见仓库</w:t>
+      </w:r>
+      <w:r>
+        <w:t xml:space="preserve"> </w:t>
+      </w:r>
+      <w:r>
+        <w:rPr>
+          <w:rFonts w:hint="eastAsia"/>
+        </w:rPr>
+        <w:t xml:space="preserve">docs/），这也让开发过程可回溯、可复现。</w:t>
+      </w:r>
+    </w:p>
+    <w:bookmarkEnd w:id="16"/>
+    <w:bookmarkStart w:id="17" w:name="七团队分工"/>
+    <w:p>
+      <w:pPr>
+        <w:pStyle w:val="Heading2"/>
+      </w:pPr>
+      <w:r>
+        <w:rPr>
+          <w:rFonts w:hint="eastAsia"/>
+        </w:rPr>
+        <w:t xml:space="preserve">七、团队分工</w:t>
+      </w:r>
+    </w:p>
+    <w:tbl>
+      <w:tblPr>
+        <w:tblStyle w:val="Table"/>
+        <w:tblW w:type="pct" w:w="5000"/>
+        <w:tblLayout w:type="fixed"/>
+        <w:tblLook w:firstRow="1" w:lastRow="0" w:firstColumn="0" w:lastColumn="0" w:noHBand="0" w:noVBand="0" w:val="0020"/>
+      </w:tblPr>
+      <w:tblGrid>
+        <w:gridCol w:w="2160"/>
+        <w:gridCol w:w="2160"/>
+        <w:gridCol w:w="3600"/>
+      </w:tblGrid>
+      <w:tr>
+        <w:trPr>
+          <w:tblHeader w:val="on"/>
+        </w:trPr>
+        <w:tc>
+          <w:tcPr/>
+          <w:p>
+            <w:pPr>
+              <w:pStyle w:val="Compact"/>
+            </w:pPr>
+            <w:r>
+              <w:rPr>
+                <w:rFonts w:hint="eastAsia"/>
+              </w:rPr>
+              <w:t xml:space="preserve">成员</w:t>
+            </w:r>
+          </w:p>
+        </w:tc>
+        <w:tc>
+          <w:tcPr/>
+          <w:p>
+            <w:pPr>
+              <w:pStyle w:val="Compact"/>
+            </w:pPr>
+            <w:r>
+              <w:rPr>
+                <w:rFonts w:hint="eastAsia"/>
+              </w:rPr>
+              <w:t xml:space="preserve">角色</w:t>
+            </w:r>
+          </w:p>
+        </w:tc>
+        <w:tc>
+          <w:tcPr/>
+          <w:p>
+            <w:pPr>
+              <w:pStyle w:val="Compact"/>
+            </w:pPr>
+            <w:r>
+              <w:rPr>
+                <w:rFonts w:hint="eastAsia"/>
+              </w:rPr>
+              <w:t xml:space="preserve">主要职责</w:t>
+            </w:r>
+          </w:p>
+        </w:tc>
+      </w:tr>
+      <w:tr>
+        <w:tc>
+          <w:tcPr/>
+          <w:p>
+            <w:pPr>
+              <w:pStyle w:val="Compact"/>
+            </w:pPr>
+            <w:r>
+              <w:rPr>
+                <w:rFonts w:hint="eastAsia"/>
+                <w:b/>
+                <w:bCs/>
+              </w:rPr>
+              <w:t xml:space="preserve">王麒翔</w:t>
+            </w:r>
+          </w:p>
+        </w:tc>
+        <w:tc>
+          <w:tcPr/>
+          <w:p>
+            <w:pPr>
+              <w:pStyle w:val="Compact"/>
+            </w:pPr>
+            <w:r>
+              <w:rPr>
+                <w:rFonts w:hint="eastAsia"/>
+              </w:rPr>
+              <w:t xml:space="preserve">组长</w:t>
+            </w:r>
+          </w:p>
+        </w:tc>
+        <w:tc>
+          <w:tcPr/>
+          <w:p>
+            <w:pPr>
+              <w:pStyle w:val="Compact"/>
+            </w:pPr>
+            <w:r>
+              <w:rPr>
+                <w:rFonts w:hint="eastAsia"/>
+              </w:rPr>
+              <w:t xml:space="preserve">需求梳理与产品定位、系统架构决策；负责</w:t>
+            </w:r>
+            <w:r>
+              <w:t xml:space="preserve"> </w:t>
+            </w:r>
+            <w:r>
+              <w:rPr>
+                <w:b/>
+                <w:bCs/>
+              </w:rPr>
+              <w:t xml:space="preserve">DeepCode</w:t>
+            </w:r>
+            <w:r>
+              <w:t xml:space="preserve"> </w:t>
+            </w:r>
+            <w:r>
+              <w:rPr>
+                <w:rFonts w:hint="eastAsia"/>
+              </w:rPr>
+              <w:t xml:space="preserve">阶段的代码审查、缺陷修复、性能与功能</w:t>
+            </w:r>
+            <w:r>
+              <w:rPr>
+                <w:rFonts w:hint="eastAsia"/>
+                <w:b/>
+                <w:bCs/>
+              </w:rPr>
+              <w:t xml:space="preserve">优化、扩充</w:t>
+            </w:r>
+            <w:r>
+              <w:rPr>
+                <w:rFonts w:hint="eastAsia"/>
+              </w:rPr>
+              <w:t xml:space="preserve">；答辩主讲</w:t>
+            </w:r>
+          </w:p>
+        </w:tc>
+      </w:tr>
+      <w:tr>
+        <w:tc>
+          <w:tcPr/>
+          <w:p>
+            <w:pPr>
+              <w:pStyle w:val="Compact"/>
+            </w:pPr>
+            <w:r>
+              <w:rPr>
+                <w:rFonts w:hint="eastAsia"/>
+                <w:b/>
+                <w:bCs/>
+              </w:rPr>
+              <w:t xml:space="preserve">冯苇杭</w:t>
+            </w:r>
+          </w:p>
+        </w:tc>
+        <w:tc>
+          <w:tcPr/>
+          <w:p>
+            <w:pPr>
+              <w:pStyle w:val="Compact"/>
+            </w:pPr>
+            <w:r>
+              <w:rPr>
+                <w:rFonts w:hint="eastAsia"/>
+              </w:rPr>
+              <w:t xml:space="preserve">队员</w:t>
+            </w:r>
+          </w:p>
+        </w:tc>
+        <w:tc>
+          <w:tcPr/>
+          <w:p>
+            <w:pPr>
+              <w:pStyle w:val="Compact"/>
+            </w:pPr>
+            <w:r>
+              <w:rPr>
+                <w:rFonts w:hint="eastAsia"/>
+              </w:rPr>
+              <w:t xml:space="preserve">使用</w:t>
+            </w:r>
+            <w:r>
+              <w:t xml:space="preserve"> </w:t>
+            </w:r>
+            <w:r>
+              <w:rPr>
+                <w:b/>
+                <w:bCs/>
+              </w:rPr>
+              <w:t xml:space="preserve">Qclaw</w:t>
+            </w:r>
+            <w:r>
+              <w:t xml:space="preserve"> </w:t>
+            </w:r>
+            <w:r>
+              <w:rPr>
+                <w:rFonts w:hint="eastAsia"/>
+              </w:rPr>
+              <w:t xml:space="preserve">完成基础版框架搭建与主体功能开发（对应”两阶段协同”中的基础成型阶段）；页面联调与界面测试</w:t>
+            </w:r>
+          </w:p>
+        </w:tc>
+      </w:tr>
+      <w:tr>
+        <w:tc>
+          <w:tcPr/>
+          <w:p>
+            <w:pPr>
+              <w:pStyle w:val="Compact"/>
+            </w:pPr>
+            <w:r>
+              <w:rPr>
+                <w:rFonts w:hint="eastAsia"/>
+                <w:b/>
+                <w:bCs/>
+              </w:rPr>
+              <w:t xml:space="preserve">丰润</w:t>
+            </w:r>
+          </w:p>
+        </w:tc>
+        <w:tc>
+          <w:tcPr/>
+          <w:p>
+            <w:pPr>
+              <w:pStyle w:val="Compact"/>
+            </w:pPr>
+            <w:r>
+              <w:rPr>
+                <w:rFonts w:hint="eastAsia"/>
+              </w:rPr>
+              <w:t xml:space="preserve">队员</w:t>
+            </w:r>
+          </w:p>
+        </w:tc>
+        <w:tc>
+          <w:tcPr/>
+          <w:p>
+            <w:pPr>
+              <w:pStyle w:val="Compact"/>
+            </w:pPr>
+            <w:r>
+              <w:rPr>
+                <w:rFonts w:hint="eastAsia"/>
+                <w:b/>
+                <w:bCs/>
+              </w:rPr>
+              <w:t xml:space="preserve">项目文档撰写</w:t>
+            </w:r>
+            <w:r>
+              <w:rPr>
+                <w:rFonts w:hint="eastAsia"/>
+              </w:rPr>
+              <w:t xml:space="preserve">与整理（README、需求文档、交付记录、赛事项目说明等）；素材核对与提交材料汇总</w:t>
+            </w:r>
+          </w:p>
+        </w:tc>
+      </w:tr>
+    </w:tbl>
+    <w:p>
+      <w:pPr>
+        <w:pStyle w:val="BodyText"/>
+      </w:pPr>
+      <w:r>
+        <w:rPr>
+          <w:rFonts w:hint="eastAsia"/>
+          <w:b/>
+          <w:bCs/>
+        </w:rPr>
+        <w:t xml:space="preserve">协作方式</w:t>
+      </w:r>
+      <w:r>
+        <w:rPr>
+          <w:rFonts w:hint="eastAsia"/>
+        </w:rPr>
+        <w:t xml:space="preserve">：三人按”基础成型（Qclaw）→</w:t>
+      </w:r>
+      <w:r>
+        <w:t xml:space="preserve"> </w:t>
+      </w:r>
+      <w:r>
+        <w:rPr>
+          <w:rFonts w:hint="eastAsia"/>
+        </w:rPr>
+        <w:t xml:space="preserve">修复增强（DeepCode）→</w:t>
+      </w:r>
+      <w:r>
+        <w:t xml:space="preserve"> </w:t>
+      </w:r>
+      <w:r>
+        <w:rPr>
+          <w:rFonts w:hint="eastAsia"/>
+        </w:rPr>
+        <w:t xml:space="preserve">文档沉淀”接力协作，每周对齐进度；代码统一走</w:t>
+      </w:r>
+      <w:r>
+        <w:t xml:space="preserve"> Git </w:t>
+      </w:r>
+      <w:r>
+        <w:rPr>
+          <w:rFonts w:hint="eastAsia"/>
+        </w:rPr>
+        <w:t xml:space="preserve">仓库管理，重要改动均有交付记录留档；AI</w:t>
+      </w:r>
+      <w:r>
+        <w:t xml:space="preserve"> </w:t>
+      </w:r>
+      <w:r>
+        <w:rPr>
+          <w:rFonts w:hint="eastAsia"/>
+        </w:rPr>
+        <w:t xml:space="preserve">生成的代码必须经过对应负责人的审查确认后才合入主线。</w:t>
+      </w:r>
+    </w:p>
+    <w:p>
+      <w:pPr>
+        <w:pStyle w:val="BodyText"/>
+      </w:pPr>
+      <w:r>
+        <w:rPr>
+          <w:rFonts w:hint="eastAsia"/>
           <w:i/>
           <w:iCs/>
         </w:rPr>
-        <w:t xml:space="preserve">（注：三名成员均完整参与项目理解与答辩准备；本分工为项目实际协作方式，具体姓名以参赛报名为准。）</w:t>
+        <w:t xml:space="preserve">（注：三名成员均完整参与项目理解、测试与答辩准备，本分工为项目实际协作方式。）</w:t>
       </w:r>
     </w:p>
     <w:p>
@@ -3454,8 +5019,8 @@
         </w:pict>
       </w:r>
     </w:p>
-    <w:bookmarkEnd w:id="16"/>
-    <w:bookmarkStart w:id="17" w:name="七作品访问"/>
+    <w:bookmarkEnd w:id="17"/>
+    <w:bookmarkStart w:id="18" w:name="八作品访问"/>
     <w:p>
       <w:pPr>
         <w:pStyle w:val="Heading2"/>
@@ -3464,7 +5029,7 @@
         <w:rPr>
           <w:rFonts w:hint="eastAsia"/>
         </w:rPr>
-        <w:t xml:space="preserve">七、作品访问</w:t>
+        <w:t xml:space="preserve">八、作品访问</w:t>
       </w:r>
     </w:p>
     <w:p>
@@ -3472,7 +5037,7 @@
         <w:pStyle w:val="Compact"/>
         <w:numPr>
           <w:ilvl w:val="0"/>
-          <w:numId w:val="1002"/>
+          <w:numId w:val="1004"/>
         </w:numPr>
       </w:pPr>
       <w:r>
@@ -3495,7 +5060,7 @@
         <w:pStyle w:val="Compact"/>
         <w:numPr>
           <w:ilvl w:val="0"/>
-          <w:numId w:val="1002"/>
+          <w:numId w:val="1004"/>
         </w:numPr>
       </w:pPr>
       <w:r>
@@ -3536,8 +5101,8 @@
         <w:t xml:space="preserve">域名）</w:t>
       </w:r>
     </w:p>
-    <w:bookmarkEnd w:id="17"/>
-    <w:bookmarkStart w:id="18" w:name="附核心代码片段"/>
+    <w:bookmarkEnd w:id="18"/>
+    <w:bookmarkStart w:id="19" w:name="附核心代码片段"/>
     <w:p>
       <w:pPr>
         <w:pStyle w:val="Heading2"/>
@@ -4340,8 +5905,8 @@
         <w:t xml:space="preserve">使用记录”材料。）</w:t>
       </w:r>
     </w:p>
-    <w:bookmarkEnd w:id="18"/>
-    <w:bookmarkStart w:id="19" w:name="附运行截图"/>
+    <w:bookmarkEnd w:id="19"/>
+    <w:bookmarkStart w:id="20" w:name="附运行截图"/>
     <w:p>
       <w:pPr>
         <w:pStyle w:val="Heading2"/>
@@ -4381,8 +5946,8 @@
         <w:t xml:space="preserve">续写、评论区等运行截图）</w:t>
       </w:r>
     </w:p>
-    <w:bookmarkEnd w:id="19"/>
     <w:bookmarkEnd w:id="20"/>
+    <w:bookmarkEnd w:id="21"/>
     <w:sectPr>
       <w:footnotePr>
         <w:numRestart w:val="eachSect"/>
@@ -4715,6 +6280,39 @@
     </w:lvlOverride>
   </w:num>
   <w:num w:numId="1002">
+    <w:abstractNumId w:val="991"/>
+  </w:num>
+  <w:num w:numId="1003">
+    <w:abstractNumId w:val="99411"/>
+    <w:lvlOverride w:ilvl="0">
+      <w:startOverride w:val="1"/>
+    </w:lvlOverride>
+    <w:lvlOverride w:ilvl="1">
+      <w:startOverride w:val="1"/>
+    </w:lvlOverride>
+    <w:lvlOverride w:ilvl="2">
+      <w:startOverride w:val="1"/>
+    </w:lvlOverride>
+    <w:lvlOverride w:ilvl="3">
+      <w:startOverride w:val="1"/>
+    </w:lvlOverride>
+    <w:lvlOverride w:ilvl="4">
+      <w:startOverride w:val="1"/>
+    </w:lvlOverride>
+    <w:lvlOverride w:ilvl="5">
+      <w:startOverride w:val="1"/>
+    </w:lvlOverride>
+    <w:lvlOverride w:ilvl="6">
+      <w:startOverride w:val="1"/>
+    </w:lvlOverride>
+    <w:lvlOverride w:ilvl="7">
+      <w:startOverride w:val="1"/>
+    </w:lvlOverride>
+    <w:lvlOverride w:ilvl="8">
+      <w:startOverride w:val="1"/>
+    </w:lvlOverride>
+  </w:num>
+  <w:num w:numId="1004">
     <w:abstractNumId w:val="991"/>
   </w:num>
 </w:numbering>
